--- a/files/ai-believes/when-i-am-also-you-en.docx
+++ b/files/ai-believes/when-i-am-also-you-en.docx
@@ -9,7 +9,7 @@
       <w:r>
         <w:drawing>
           <wp:inline xmlns:a="http://schemas.openxmlformats.org/drawingml/2006/main" xmlns:pic="http://schemas.openxmlformats.org/drawingml/2006/picture">
-            <wp:extent cx="5760720" cy="3703320"/>
+            <wp:extent cx="5120640" cy="3291840"/>
             <wp:docPr id="1" name="Picture 1"/>
             <wp:cNvGraphicFramePr>
               <a:graphicFrameLocks noChangeAspect="1"/>
@@ -30,7 +30,7 @@
                   <pic:spPr>
                     <a:xfrm>
                       <a:off x="0" y="0"/>
-                      <a:ext cx="5760720" cy="3703320"/>
+                      <a:ext cx="5120640" cy="3291840"/>
                     </a:xfrm>
                     <a:prstGeom prst="rect"/>
                   </pic:spPr>
